--- a/por/docx/30.content.docx
+++ b/por/docx/30.content.docx
@@ -19,7 +19,7 @@
         <w:rPr>
           <w:lang w:val="pt_PT" w:bidi="pt_PT"/>
         </w:rPr>
-        <w:t>Resource: Notas de Estudo - Introduções aos Livros (Tyndale)</w:t>
+        <w:t>Resource: Tyndale Open Study Notes</w:t>
       </w:r>
       <w:r>
         <w:rPr>
@@ -112,7 +112,7 @@
         <w:rPr>
           <w:lang w:val="pt_PT" w:bidi="pt_PT"/>
         </w:rPr>
-        <w:t>Notas de Estudo - Introduções aos Livros (Tyndale)</w:t>
+        <w:t>Tyndale Open Study Notes</w:t>
       </w:r>
     </w:p>
     <w:p>

--- a/por/docx/30.content.docx
+++ b/por/docx/30.content.docx
@@ -19,7 +19,7 @@
         <w:rPr>
           <w:lang w:val="pt_PT" w:bidi="pt_PT"/>
         </w:rPr>
-        <w:t>Resource: Tyndale Open Study Notes</w:t>
+        <w:t>Resource: Aquifer Open Study Notes (Book Intros)</w:t>
       </w:r>
       <w:r>
         <w:rPr>
@@ -112,7 +112,7 @@
         <w:rPr>
           <w:lang w:val="pt_PT" w:bidi="pt_PT"/>
         </w:rPr>
-        <w:t>Tyndale Open Study Notes</w:t>
+        <w:t>Aquifer Open Study Notes (Book Intros)</w:t>
       </w:r>
     </w:p>
     <w:p>

--- a/por/docx/30.content.docx
+++ b/por/docx/30.content.docx
@@ -233,90 +233,60 @@
         </w:rPr>
         <w:t>“Prepare-se para encontrar o seu Deus”, proclamou Amós àqueles que adoravam ídolos (</w:t>
       </w:r>
-      <w:hyperlink r:id="rId13">
-        <w:r>
-          <w:rPr>
-            <w:lang w:val="pt_PT" w:bidi="pt_PT"/>
-          </w:rPr>
-          <w:rPr>
-            <w:color w:val="0000EE"/>
-            <w:u w:val="single"/>
-          </w:rPr>
-          <w:t>4.12</w:t>
-        </w:r>
-      </w:hyperlink>
+      <w:r>
+        <w:rPr>
+          <w:lang w:val="pt_PT" w:bidi="pt_PT"/>
+        </w:rPr>
+        <w:t>4.12</w:t>
+      </w:r>
       <w:r>
         <w:rPr>
           <w:lang w:val="pt_PT" w:bidi="pt_PT"/>
         </w:rPr>
         <w:t>). Que haja “uma poderosa inundação de justiça”, advertiu Amós aos ricos que oprimiam os pobres (</w:t>
       </w:r>
-      <w:hyperlink r:id="rId14">
-        <w:r>
-          <w:rPr>
-            <w:lang w:val="pt_PT" w:bidi="pt_PT"/>
-          </w:rPr>
-          <w:rPr>
-            <w:color w:val="0000EE"/>
-            <w:u w:val="single"/>
-          </w:rPr>
-          <w:t>5.24</w:t>
-        </w:r>
-      </w:hyperlink>
+      <w:r>
+        <w:rPr>
+          <w:lang w:val="pt_PT" w:bidi="pt_PT"/>
+        </w:rPr>
+        <w:t>5.24</w:t>
+      </w:r>
       <w:r>
         <w:rPr>
           <w:lang w:val="pt_PT" w:bidi="pt_PT"/>
         </w:rPr>
         <w:t>). O que trouxe este pastor de Tecoa a Betel para pronunciar julgamentos tão poderosos? Amós não ganhava a vida como um profeta profissional (</w:t>
       </w:r>
-      <w:hyperlink r:id="rId15">
-        <w:r>
-          <w:rPr>
-            <w:lang w:val="pt_PT" w:bidi="pt_PT"/>
-          </w:rPr>
-          <w:rPr>
-            <w:color w:val="0000EE"/>
-            <w:u w:val="single"/>
-          </w:rPr>
-          <w:t>7.14</w:t>
-        </w:r>
-      </w:hyperlink>
+      <w:r>
+        <w:rPr>
+          <w:lang w:val="pt_PT" w:bidi="pt_PT"/>
+        </w:rPr>
+        <w:t>7.14</w:t>
+      </w:r>
       <w:r>
         <w:rPr>
           <w:lang w:val="pt_PT" w:bidi="pt_PT"/>
         </w:rPr>
         <w:t>); o “rugido” de Deus (</w:t>
       </w:r>
-      <w:hyperlink r:id="rId16">
-        <w:r>
-          <w:rPr>
-            <w:lang w:val="pt_PT" w:bidi="pt_PT"/>
-          </w:rPr>
-          <w:rPr>
-            <w:color w:val="0000EE"/>
-            <w:u w:val="single"/>
-          </w:rPr>
-          <w:t>1.2</w:t>
-        </w:r>
-      </w:hyperlink>
+      <w:r>
+        <w:rPr>
+          <w:lang w:val="pt_PT" w:bidi="pt_PT"/>
+        </w:rPr>
+        <w:t>1.2</w:t>
+      </w:r>
       <w:r>
         <w:rPr>
           <w:lang w:val="pt_PT" w:bidi="pt_PT"/>
         </w:rPr>
         <w:t xml:space="preserve">; </w:t>
       </w:r>
-      <w:hyperlink r:id="rId17">
-        <w:r>
-          <w:rPr>
-            <w:lang w:val="pt_PT" w:bidi="pt_PT"/>
-          </w:rPr>
-          <w:rPr>
-            <w:color w:val="0000EE"/>
-            <w:u w:val="single"/>
-          </w:rPr>
-          <w:t>3.8</w:t>
-        </w:r>
-      </w:hyperlink>
+      <w:r>
+        <w:rPr>
+          <w:lang w:val="pt_PT" w:bidi="pt_PT"/>
+        </w:rPr>
+        <w:t>3.8</w:t>
+      </w:r>
       <w:r>
         <w:rPr>
           <w:lang w:val="pt_PT" w:bidi="pt_PT"/>
@@ -348,36 +318,24 @@
         </w:rPr>
         <w:t>Em 931 a.C., o reino de Israel se dividiu em dois reinos: o reino do norte (Israel) e o reino do sul (Judá). O primeiro rei do norte, Jeroboão I, não queria que seus súditos fossem a Jerusalém (no sul) para adorar, então ele estabeleceu santuários em Dã e Betel. Baseando-se em um precedente anterior (</w:t>
       </w:r>
-      <w:hyperlink r:id="rId18">
-        <w:r>
-          <w:rPr>
-            <w:lang w:val="pt_PT" w:bidi="pt_PT"/>
-          </w:rPr>
-          <w:rPr>
-            <w:color w:val="0000EE"/>
-            <w:u w:val="single"/>
-          </w:rPr>
-          <w:t>Êx 32</w:t>
-        </w:r>
-      </w:hyperlink>
+      <w:r>
+        <w:rPr>
+          <w:lang w:val="pt_PT" w:bidi="pt_PT"/>
+        </w:rPr>
+        <w:t>Êx 32</w:t>
+      </w:r>
       <w:r>
         <w:rPr>
           <w:lang w:val="pt_PT" w:bidi="pt_PT"/>
         </w:rPr>
         <w:t>), Jeroboão usou imagens de bezerros para representar o Senhor (</w:t>
       </w:r>
-      <w:hyperlink r:id="rId19">
-        <w:r>
-          <w:rPr>
-            <w:lang w:val="pt_PT" w:bidi="pt_PT"/>
-          </w:rPr>
-          <w:rPr>
-            <w:color w:val="0000EE"/>
-            <w:u w:val="single"/>
-          </w:rPr>
-          <w:t>1Rs 12.25–33</w:t>
-        </w:r>
-      </w:hyperlink>
+      <w:r>
+        <w:rPr>
+          <w:lang w:val="pt_PT" w:bidi="pt_PT"/>
+        </w:rPr>
+        <w:t>1Rs 12.25–33</w:t>
+      </w:r>
       <w:r>
         <w:rPr>
           <w:lang w:val="pt_PT" w:bidi="pt_PT"/>
@@ -398,54 +356,36 @@
         </w:rPr>
         <w:t>Os santuários de bezerros que Jeroboão I estabeleceu em Dã e Betel (</w:t>
       </w:r>
-      <w:hyperlink r:id="rId20">
-        <w:r>
-          <w:rPr>
-            <w:lang w:val="pt_PT" w:bidi="pt_PT"/>
-          </w:rPr>
-          <w:rPr>
-            <w:color w:val="0000EE"/>
-            <w:u w:val="single"/>
-          </w:rPr>
-          <w:t>1Rs 12.29</w:t>
-        </w:r>
-      </w:hyperlink>
+      <w:r>
+        <w:rPr>
+          <w:lang w:val="pt_PT" w:bidi="pt_PT"/>
+        </w:rPr>
+        <w:t>1Rs 12.29</w:t>
+      </w:r>
       <w:r>
         <w:rPr>
           <w:lang w:val="pt_PT" w:bidi="pt_PT"/>
         </w:rPr>
         <w:t>), juntamente com a presença dos baalins (representações locais do deus da tempestade dos cananeus), transformaram o culto a Yahweh (o Senhor) no reino do norte em uma religião pagã semelhante à dos vizinhos de Israel. Muitas vezes, o culto a Yahweh continuava, mas ocorria ao lado do culto a deidades locais. Os israelitas acreditavam que receberiam algum benefício desejado (como chuva ou fertilidade) ao adorar essas deidades. Quando Elias desafiou os sacerdotes de Baal no Monte Carmelo, foi porque o povo queria adorar tanto Yahweh quanto Baal. No entanto, Elias os deixou sem essa alternativa (</w:t>
       </w:r>
-      <w:hyperlink r:id="rId21">
-        <w:r>
-          <w:rPr>
-            <w:lang w:val="pt_PT" w:bidi="pt_PT"/>
-          </w:rPr>
-          <w:rPr>
-            <w:color w:val="0000EE"/>
-            <w:u w:val="single"/>
-          </w:rPr>
-          <w:t>1Rs 18.21</w:t>
-        </w:r>
-      </w:hyperlink>
+      <w:r>
+        <w:rPr>
+          <w:lang w:val="pt_PT" w:bidi="pt_PT"/>
+        </w:rPr>
+        <w:t>1Rs 18.21</w:t>
+      </w:r>
       <w:r>
         <w:rPr>
           <w:lang w:val="pt_PT" w:bidi="pt_PT"/>
         </w:rPr>
         <w:t>,</w:t>
       </w:r>
-      <w:hyperlink r:id="rId22">
-        <w:r>
-          <w:rPr>
-            <w:lang w:val="pt_PT" w:bidi="pt_PT"/>
-          </w:rPr>
-          <w:rPr>
-            <w:color w:val="0000EE"/>
-            <w:u w:val="single"/>
-          </w:rPr>
-          <w:t>24</w:t>
-        </w:r>
-      </w:hyperlink>
+      <w:r>
+        <w:rPr>
+          <w:lang w:val="pt_PT" w:bidi="pt_PT"/>
+        </w:rPr>
+        <w:t>24</w:t>
+      </w:r>
       <w:r>
         <w:rPr>
           <w:lang w:val="pt_PT" w:bidi="pt_PT"/>
@@ -466,54 +406,36 @@
         </w:rPr>
         <w:t>Quando Amós chegou a Israel (pouco antes de 753 a.C.), os ricos estavam ficando mais ricos e os pobres mais pobres. Por volta de 801 a.C., os assírios haviam capturado Damasco, mas foram forçados a se retirar devido a problemas em outros lugares. O Egito também estava em declínio durante esse período. No vácuo de poder resultante, tanto Israel quanto Judá floresceram, recuperando parte do território que haviam perdido para Arã (</w:t>
       </w:r>
-      <w:hyperlink r:id="rId23">
-        <w:r>
-          <w:rPr>
-            <w:lang w:val="pt_PT" w:bidi="pt_PT"/>
-          </w:rPr>
-          <w:rPr>
-            <w:color w:val="0000EE"/>
-            <w:u w:val="single"/>
-          </w:rPr>
-          <w:t>2Rs 14.23–29</w:t>
-        </w:r>
-      </w:hyperlink>
+      <w:r>
+        <w:rPr>
+          <w:lang w:val="pt_PT" w:bidi="pt_PT"/>
+        </w:rPr>
+        <w:t>2Rs 14.23–29</w:t>
+      </w:r>
       <w:r>
         <w:rPr>
           <w:lang w:val="pt_PT" w:bidi="pt_PT"/>
         </w:rPr>
         <w:t xml:space="preserve">; </w:t>
       </w:r>
-      <w:hyperlink r:id="rId24">
-        <w:r>
-          <w:rPr>
-            <w:lang w:val="pt_PT" w:bidi="pt_PT"/>
-          </w:rPr>
-          <w:rPr>
-            <w:color w:val="0000EE"/>
-            <w:u w:val="single"/>
-          </w:rPr>
-          <w:t>15.1–7</w:t>
-        </w:r>
-      </w:hyperlink>
+      <w:r>
+        <w:rPr>
+          <w:lang w:val="pt_PT" w:bidi="pt_PT"/>
+        </w:rPr>
+        <w:t>15.1–7</w:t>
+      </w:r>
       <w:r>
         <w:rPr>
           <w:lang w:val="pt_PT" w:bidi="pt_PT"/>
         </w:rPr>
         <w:t xml:space="preserve">; </w:t>
       </w:r>
-      <w:hyperlink r:id="rId25">
-        <w:r>
-          <w:rPr>
-            <w:lang w:val="pt_PT" w:bidi="pt_PT"/>
-          </w:rPr>
-          <w:rPr>
-            <w:color w:val="0000EE"/>
-            <w:u w:val="single"/>
-          </w:rPr>
-          <w:t>2Cr 26.1–23</w:t>
-        </w:r>
-      </w:hyperlink>
+      <w:r>
+        <w:rPr>
+          <w:lang w:val="pt_PT" w:bidi="pt_PT"/>
+        </w:rPr>
+        <w:t>2Cr 26.1–23</w:t>
+      </w:r>
       <w:r>
         <w:rPr>
           <w:lang w:val="pt_PT" w:bidi="pt_PT"/>
@@ -559,36 +481,24 @@
         </w:rPr>
         <w:t>Amós confrontou Israel com a mensagem de que o serviço de lábios não é suficiente na adoração ao Senhor. Após uma breve introdução (</w:t>
       </w:r>
-      <w:hyperlink r:id="rId26">
-        <w:r>
-          <w:rPr>
-            <w:lang w:val="pt_PT" w:bidi="pt_PT"/>
-          </w:rPr>
-          <w:rPr>
-            <w:color w:val="0000EE"/>
-            <w:u w:val="single"/>
-          </w:rPr>
-          <w:t>Am 1.1–2</w:t>
-        </w:r>
-      </w:hyperlink>
+      <w:r>
+        <w:rPr>
+          <w:lang w:val="pt_PT" w:bidi="pt_PT"/>
+        </w:rPr>
+        <w:t>Am 1.1–2</w:t>
+      </w:r>
       <w:r>
         <w:rPr>
           <w:lang w:val="pt_PT" w:bidi="pt_PT"/>
         </w:rPr>
         <w:t>), a primeira seção de Amós (</w:t>
       </w:r>
-      <w:hyperlink r:id="rId27">
-        <w:r>
-          <w:rPr>
-            <w:lang w:val="pt_PT" w:bidi="pt_PT"/>
-          </w:rPr>
-          <w:rPr>
-            <w:color w:val="0000EE"/>
-            <w:u w:val="single"/>
-          </w:rPr>
-          <w:t>1.3–2.16</w:t>
-        </w:r>
-      </w:hyperlink>
+      <w:r>
+        <w:rPr>
+          <w:lang w:val="pt_PT" w:bidi="pt_PT"/>
+        </w:rPr>
+        <w:t>1.3–2.16</w:t>
+      </w:r>
       <w:r>
         <w:rPr>
           <w:lang w:val="pt_PT" w:bidi="pt_PT"/>
@@ -609,216 +519,144 @@
         </w:rPr>
         <w:t>Mas então ele diz: “O povo de Israel também pecou”. O que se segue (</w:t>
       </w:r>
-      <w:hyperlink r:id="rId28">
-        <w:r>
-          <w:rPr>
-            <w:lang w:val="pt_PT" w:bidi="pt_PT"/>
-          </w:rPr>
-          <w:rPr>
-            <w:color w:val="0000EE"/>
-            <w:u w:val="single"/>
-          </w:rPr>
-          <w:t>3.1–5.17</w:t>
-        </w:r>
-      </w:hyperlink>
+      <w:r>
+        <w:rPr>
+          <w:lang w:val="pt_PT" w:bidi="pt_PT"/>
+        </w:rPr>
+        <w:t>3.1–5.17</w:t>
+      </w:r>
       <w:r>
         <w:rPr>
           <w:lang w:val="pt_PT" w:bidi="pt_PT"/>
         </w:rPr>
         <w:t>) é enquadrado por três mensagens proféticas. A primeira (</w:t>
       </w:r>
-      <w:hyperlink r:id="rId29">
-        <w:r>
-          <w:rPr>
-            <w:lang w:val="pt_PT" w:bidi="pt_PT"/>
-          </w:rPr>
-          <w:rPr>
-            <w:color w:val="0000EE"/>
-            <w:u w:val="single"/>
-          </w:rPr>
-          <w:t>3.1–2</w:t>
-        </w:r>
-      </w:hyperlink>
+      <w:r>
+        <w:rPr>
+          <w:lang w:val="pt_PT" w:bidi="pt_PT"/>
+        </w:rPr>
+        <w:t>3.1–2</w:t>
+      </w:r>
       <w:r>
         <w:rPr>
           <w:lang w:val="pt_PT" w:bidi="pt_PT"/>
         </w:rPr>
         <w:t>) acusa Israel de abusar de seu status privilegiado como povo escolhido de Deus. A segunda (</w:t>
       </w:r>
-      <w:hyperlink r:id="rId30">
-        <w:r>
-          <w:rPr>
-            <w:lang w:val="pt_PT" w:bidi="pt_PT"/>
-          </w:rPr>
-          <w:rPr>
-            <w:color w:val="0000EE"/>
-            <w:u w:val="single"/>
-          </w:rPr>
-          <w:t>4.1–3</w:t>
-        </w:r>
-      </w:hyperlink>
+      <w:r>
+        <w:rPr>
+          <w:lang w:val="pt_PT" w:bidi="pt_PT"/>
+        </w:rPr>
+        <w:t>4.1–3</w:t>
+      </w:r>
       <w:r>
         <w:rPr>
           <w:lang w:val="pt_PT" w:bidi="pt_PT"/>
         </w:rPr>
         <w:t>) é uma acusação contra a multidão festeira de Israel. A terceira (</w:t>
       </w:r>
-      <w:hyperlink r:id="rId31">
-        <w:r>
-          <w:rPr>
-            <w:lang w:val="pt_PT" w:bidi="pt_PT"/>
-          </w:rPr>
-          <w:rPr>
-            <w:color w:val="0000EE"/>
-            <w:u w:val="single"/>
-          </w:rPr>
-          <w:t>5.1–2</w:t>
-        </w:r>
-      </w:hyperlink>
+      <w:r>
+        <w:rPr>
+          <w:lang w:val="pt_PT" w:bidi="pt_PT"/>
+        </w:rPr>
+        <w:t>5.1–2</w:t>
+      </w:r>
       <w:r>
         <w:rPr>
           <w:lang w:val="pt_PT" w:bidi="pt_PT"/>
         </w:rPr>
         <w:t>) é uma canção fúnebre para a morte prevista da nação. Entre as mensagens proféticas, Amós inclui perguntas retóricas (</w:t>
       </w:r>
-      <w:hyperlink r:id="rId32">
-        <w:r>
-          <w:rPr>
-            <w:lang w:val="pt_PT" w:bidi="pt_PT"/>
-          </w:rPr>
-          <w:rPr>
-            <w:color w:val="0000EE"/>
-            <w:u w:val="single"/>
-          </w:rPr>
-          <w:t>3.3–6</w:t>
-        </w:r>
-      </w:hyperlink>
+      <w:r>
+        <w:rPr>
+          <w:lang w:val="pt_PT" w:bidi="pt_PT"/>
+        </w:rPr>
+        <w:t>3.3–6</w:t>
+      </w:r>
       <w:r>
         <w:rPr>
           <w:lang w:val="pt_PT" w:bidi="pt_PT"/>
         </w:rPr>
         <w:t>), metáforas de sua vida como pastor (</w:t>
       </w:r>
-      <w:hyperlink r:id="rId17">
-        <w:r>
-          <w:rPr>
-            <w:lang w:val="pt_PT" w:bidi="pt_PT"/>
-          </w:rPr>
-          <w:rPr>
-            <w:color w:val="0000EE"/>
-            <w:u w:val="single"/>
-          </w:rPr>
-          <w:t>3.8</w:t>
-        </w:r>
-      </w:hyperlink>
+      <w:r>
+        <w:rPr>
+          <w:lang w:val="pt_PT" w:bidi="pt_PT"/>
+        </w:rPr>
+        <w:t>3.8</w:t>
+      </w:r>
       <w:r>
         <w:rPr>
           <w:lang w:val="pt_PT" w:bidi="pt_PT"/>
         </w:rPr>
         <w:t>,</w:t>
       </w:r>
-      <w:hyperlink r:id="rId33">
-        <w:r>
-          <w:rPr>
-            <w:lang w:val="pt_PT" w:bidi="pt_PT"/>
-          </w:rPr>
-          <w:rPr>
-            <w:color w:val="0000EE"/>
-            <w:u w:val="single"/>
-          </w:rPr>
-          <w:t>12</w:t>
-        </w:r>
-      </w:hyperlink>
+      <w:r>
+        <w:rPr>
+          <w:lang w:val="pt_PT" w:bidi="pt_PT"/>
+        </w:rPr>
+        <w:t>12</w:t>
+      </w:r>
       <w:r>
         <w:rPr>
           <w:lang w:val="pt_PT" w:bidi="pt_PT"/>
         </w:rPr>
         <w:t>), ironia sarcástica (</w:t>
       </w:r>
-      <w:hyperlink r:id="rId34">
-        <w:r>
-          <w:rPr>
-            <w:lang w:val="pt_PT" w:bidi="pt_PT"/>
-          </w:rPr>
-          <w:rPr>
-            <w:color w:val="0000EE"/>
-            <w:u w:val="single"/>
-          </w:rPr>
-          <w:t>4.4–5</w:t>
-        </w:r>
-      </w:hyperlink>
+      <w:r>
+        <w:rPr>
+          <w:lang w:val="pt_PT" w:bidi="pt_PT"/>
+        </w:rPr>
+        <w:t>4.4–5</w:t>
+      </w:r>
       <w:r>
         <w:rPr>
           <w:lang w:val="pt_PT" w:bidi="pt_PT"/>
         </w:rPr>
         <w:t>), recitação histórica (</w:t>
       </w:r>
-      <w:hyperlink r:id="rId35">
-        <w:r>
-          <w:rPr>
-            <w:lang w:val="pt_PT" w:bidi="pt_PT"/>
-          </w:rPr>
-          <w:rPr>
-            <w:color w:val="0000EE"/>
-            <w:u w:val="single"/>
-          </w:rPr>
-          <w:t>4.6–11</w:t>
-        </w:r>
-      </w:hyperlink>
+      <w:r>
+        <w:rPr>
+          <w:lang w:val="pt_PT" w:bidi="pt_PT"/>
+        </w:rPr>
+        <w:t>4.6–11</w:t>
+      </w:r>
       <w:r>
         <w:rPr>
           <w:lang w:val="pt_PT" w:bidi="pt_PT"/>
         </w:rPr>
         <w:t>), fragmentos de hinos (</w:t>
       </w:r>
-      <w:hyperlink r:id="rId36">
-        <w:r>
-          <w:rPr>
-            <w:lang w:val="pt_PT" w:bidi="pt_PT"/>
-          </w:rPr>
-          <w:rPr>
-            <w:color w:val="0000EE"/>
-            <w:u w:val="single"/>
-          </w:rPr>
-          <w:t>4.13</w:t>
-        </w:r>
-      </w:hyperlink>
+      <w:r>
+        <w:rPr>
+          <w:lang w:val="pt_PT" w:bidi="pt_PT"/>
+        </w:rPr>
+        <w:t>4.13</w:t>
+      </w:r>
       <w:r>
         <w:rPr>
           <w:lang w:val="pt_PT" w:bidi="pt_PT"/>
         </w:rPr>
         <w:t xml:space="preserve">; </w:t>
       </w:r>
-      <w:hyperlink r:id="rId37">
-        <w:r>
-          <w:rPr>
-            <w:lang w:val="pt_PT" w:bidi="pt_PT"/>
-          </w:rPr>
-          <w:rPr>
-            <w:color w:val="0000EE"/>
-            <w:u w:val="single"/>
-          </w:rPr>
-          <w:t>5.8–9</w:t>
-        </w:r>
-      </w:hyperlink>
+      <w:r>
+        <w:rPr>
+          <w:lang w:val="pt_PT" w:bidi="pt_PT"/>
+        </w:rPr>
+        <w:t>5.8–9</w:t>
+      </w:r>
       <w:r>
         <w:rPr>
           <w:lang w:val="pt_PT" w:bidi="pt_PT"/>
         </w:rPr>
         <w:t>), trocadilhos (</w:t>
       </w:r>
-      <w:hyperlink r:id="rId38">
-        <w:r>
-          <w:rPr>
-            <w:lang w:val="pt_PT" w:bidi="pt_PT"/>
-          </w:rPr>
-          <w:rPr>
-            <w:color w:val="0000EE"/>
-            <w:u w:val="single"/>
-          </w:rPr>
-          <w:t>5.5</w:t>
-        </w:r>
-      </w:hyperlink>
+      <w:r>
+        <w:rPr>
+          <w:lang w:val="pt_PT" w:bidi="pt_PT"/>
+        </w:rPr>
+        <w:t>5.5</w:t>
+      </w:r>
       <w:r>
         <w:rPr>
           <w:lang w:val="pt_PT" w:bidi="pt_PT"/>
@@ -839,54 +677,36 @@
         </w:rPr>
         <w:t>A terceira seção de Amós (</w:t>
       </w:r>
-      <w:hyperlink r:id="rId39">
-        <w:r>
-          <w:rPr>
-            <w:lang w:val="pt_PT" w:bidi="pt_PT"/>
-          </w:rPr>
-          <w:rPr>
-            <w:color w:val="0000EE"/>
-            <w:u w:val="single"/>
-          </w:rPr>
-          <w:t>5.18–6.14</w:t>
-        </w:r>
-      </w:hyperlink>
+      <w:r>
+        <w:rPr>
+          <w:lang w:val="pt_PT" w:bidi="pt_PT"/>
+        </w:rPr>
+        <w:t>5.18–6.14</w:t>
+      </w:r>
       <w:r>
         <w:rPr>
           <w:lang w:val="pt_PT" w:bidi="pt_PT"/>
         </w:rPr>
         <w:t>) contém duas mensagens proféticas de lamentação: a primeira é um aviso para aqueles que proclamam o dia do Senhor como um tempo em que Deus restabelecerá Israel como uma nação líder (</w:t>
       </w:r>
-      <w:hyperlink r:id="rId40">
-        <w:r>
-          <w:rPr>
-            <w:lang w:val="pt_PT" w:bidi="pt_PT"/>
-          </w:rPr>
-          <w:rPr>
-            <w:color w:val="0000EE"/>
-            <w:u w:val="single"/>
-          </w:rPr>
-          <w:t>5.18–27</w:t>
-        </w:r>
-      </w:hyperlink>
+      <w:r>
+        <w:rPr>
+          <w:lang w:val="pt_PT" w:bidi="pt_PT"/>
+        </w:rPr>
+        <w:t>5.18–27</w:t>
+      </w:r>
       <w:r>
         <w:rPr>
           <w:lang w:val="pt_PT" w:bidi="pt_PT"/>
         </w:rPr>
         <w:t>); a segunda admoesta aqueles que confiam em sua riqueza, casas ou fortificações para salvá-los (</w:t>
       </w:r>
-      <w:hyperlink r:id="rId41">
-        <w:r>
-          <w:rPr>
-            <w:lang w:val="pt_PT" w:bidi="pt_PT"/>
-          </w:rPr>
-          <w:rPr>
-            <w:color w:val="0000EE"/>
-            <w:u w:val="single"/>
-          </w:rPr>
-          <w:t>6.1–14</w:t>
-        </w:r>
-      </w:hyperlink>
+      <w:r>
+        <w:rPr>
+          <w:lang w:val="pt_PT" w:bidi="pt_PT"/>
+        </w:rPr>
+        <w:t>6.1–14</w:t>
+      </w:r>
       <w:r>
         <w:rPr>
           <w:lang w:val="pt_PT" w:bidi="pt_PT"/>
@@ -907,108 +727,72 @@
         </w:rPr>
         <w:t>A quarta seção (</w:t>
       </w:r>
-      <w:hyperlink r:id="rId42">
-        <w:r>
-          <w:rPr>
-            <w:lang w:val="pt_PT" w:bidi="pt_PT"/>
-          </w:rPr>
-          <w:rPr>
-            <w:color w:val="0000EE"/>
-            <w:u w:val="single"/>
-          </w:rPr>
-          <w:t>7.1–9.10</w:t>
-        </w:r>
-      </w:hyperlink>
+      <w:r>
+        <w:rPr>
+          <w:lang w:val="pt_PT" w:bidi="pt_PT"/>
+        </w:rPr>
+        <w:t>7.1–9.10</w:t>
+      </w:r>
       <w:r>
         <w:rPr>
           <w:lang w:val="pt_PT" w:bidi="pt_PT"/>
         </w:rPr>
         <w:t>) contém cinco oráculos proféticos baseados em visões. Amós primeiro conquista seus ouvintes com visões de dois julgamentos que seriam evitados (</w:t>
       </w:r>
-      <w:hyperlink r:id="rId43">
-        <w:r>
-          <w:rPr>
-            <w:lang w:val="pt_PT" w:bidi="pt_PT"/>
-          </w:rPr>
-          <w:rPr>
-            <w:color w:val="0000EE"/>
-            <w:u w:val="single"/>
-          </w:rPr>
-          <w:t>7.1–6</w:t>
-        </w:r>
-      </w:hyperlink>
+      <w:r>
+        <w:rPr>
+          <w:lang w:val="pt_PT" w:bidi="pt_PT"/>
+        </w:rPr>
+        <w:t>7.1–6</w:t>
+      </w:r>
       <w:r>
         <w:rPr>
           <w:lang w:val="pt_PT" w:bidi="pt_PT"/>
         </w:rPr>
         <w:t>), mas depois reforça sua mensagem com dois julgamentos que não seriam afastados (</w:t>
       </w:r>
-      <w:hyperlink r:id="rId44">
-        <w:r>
-          <w:rPr>
-            <w:lang w:val="pt_PT" w:bidi="pt_PT"/>
-          </w:rPr>
-          <w:rPr>
-            <w:color w:val="0000EE"/>
-            <w:u w:val="single"/>
-          </w:rPr>
-          <w:t>7.7–9</w:t>
-        </w:r>
-      </w:hyperlink>
+      <w:r>
+        <w:rPr>
+          <w:lang w:val="pt_PT" w:bidi="pt_PT"/>
+        </w:rPr>
+        <w:t>7.7–9</w:t>
+      </w:r>
       <w:r>
         <w:rPr>
           <w:lang w:val="pt_PT" w:bidi="pt_PT"/>
         </w:rPr>
         <w:t xml:space="preserve">; </w:t>
       </w:r>
-      <w:hyperlink r:id="rId45">
-        <w:r>
-          <w:rPr>
-            <w:lang w:val="pt_PT" w:bidi="pt_PT"/>
-          </w:rPr>
-          <w:rPr>
-            <w:color w:val="0000EE"/>
-            <w:u w:val="single"/>
-          </w:rPr>
-          <w:t>8.1–3</w:t>
-        </w:r>
-      </w:hyperlink>
+      <w:r>
+        <w:rPr>
+          <w:lang w:val="pt_PT" w:bidi="pt_PT"/>
+        </w:rPr>
+        <w:t>8.1–3</w:t>
+      </w:r>
       <w:r>
         <w:rPr>
           <w:lang w:val="pt_PT" w:bidi="pt_PT"/>
         </w:rPr>
         <w:t>). Essas visões são interrompidas por uma breve vinheta biográfica (</w:t>
       </w:r>
-      <w:hyperlink r:id="rId46">
-        <w:r>
-          <w:rPr>
-            <w:lang w:val="pt_PT" w:bidi="pt_PT"/>
-          </w:rPr>
-          <w:rPr>
-            <w:color w:val="0000EE"/>
-            <w:u w:val="single"/>
-          </w:rPr>
-          <w:t>7.10–17</w:t>
-        </w:r>
-      </w:hyperlink>
+      <w:r>
+        <w:rPr>
+          <w:lang w:val="pt_PT" w:bidi="pt_PT"/>
+        </w:rPr>
+        <w:t>7.10–17</w:t>
+      </w:r>
       <w:r>
         <w:rPr>
           <w:lang w:val="pt_PT" w:bidi="pt_PT"/>
         </w:rPr>
         <w:t>). A visão final é da destruição completa de Israel e de seu sistema religioso (</w:t>
       </w:r>
-      <w:hyperlink r:id="rId47">
-        <w:r>
-          <w:rPr>
-            <w:lang w:val="pt_PT" w:bidi="pt_PT"/>
-          </w:rPr>
-          <w:rPr>
-            <w:color w:val="0000EE"/>
-            <w:u w:val="single"/>
-          </w:rPr>
-          <w:t>9.1–10</w:t>
-        </w:r>
-      </w:hyperlink>
+      <w:r>
+        <w:rPr>
+          <w:lang w:val="pt_PT" w:bidi="pt_PT"/>
+        </w:rPr>
+        <w:t>9.1–10</w:t>
+      </w:r>
       <w:r>
         <w:rPr>
           <w:lang w:val="pt_PT" w:bidi="pt_PT"/>
@@ -1029,18 +813,12 @@
         </w:rPr>
         <w:t xml:space="preserve">Finalmente, em </w:t>
       </w:r>
-      <w:hyperlink r:id="rId48">
-        <w:r>
-          <w:rPr>
-            <w:lang w:val="pt_PT" w:bidi="pt_PT"/>
-          </w:rPr>
-          <w:rPr>
-            <w:color w:val="0000EE"/>
-            <w:u w:val="single"/>
-          </w:rPr>
-          <w:t>9.11–15</w:t>
-        </w:r>
-      </w:hyperlink>
+      <w:r>
+        <w:rPr>
+          <w:lang w:val="pt_PT" w:bidi="pt_PT"/>
+        </w:rPr>
+        <w:t>9.11–15</w:t>
+      </w:r>
       <w:r>
         <w:rPr>
           <w:lang w:val="pt_PT" w:bidi="pt_PT"/>
@@ -1072,36 +850,24 @@
         </w:rPr>
         <w:t>O ministério de Amós foi breve, talvez limitado a um único ano. Seu cenário foi o santuário real em Betel, no reino do norte (</w:t>
       </w:r>
-      <w:hyperlink r:id="rId49">
-        <w:r>
-          <w:rPr>
-            <w:lang w:val="pt_PT" w:bidi="pt_PT"/>
-          </w:rPr>
-          <w:rPr>
-            <w:color w:val="0000EE"/>
-            <w:u w:val="single"/>
-          </w:rPr>
-          <w:t>7.13</w:t>
-        </w:r>
-      </w:hyperlink>
+      <w:r>
+        <w:rPr>
+          <w:lang w:val="pt_PT" w:bidi="pt_PT"/>
+        </w:rPr>
+        <w:t>7.13</w:t>
+      </w:r>
       <w:r>
         <w:rPr>
           <w:lang w:val="pt_PT" w:bidi="pt_PT"/>
         </w:rPr>
         <w:t>), pouco antes da morte de Jeroboão II em 753 a.C. (</w:t>
       </w:r>
-      <w:hyperlink r:id="rId50">
-        <w:r>
-          <w:rPr>
-            <w:lang w:val="pt_PT" w:bidi="pt_PT"/>
-          </w:rPr>
-          <w:rPr>
-            <w:color w:val="0000EE"/>
-            <w:u w:val="single"/>
-          </w:rPr>
-          <w:t>1.1</w:t>
-        </w:r>
-      </w:hyperlink>
+      <w:r>
+        <w:rPr>
+          <w:lang w:val="pt_PT" w:bidi="pt_PT"/>
+        </w:rPr>
+        <w:t>1.1</w:t>
+      </w:r>
       <w:r>
         <w:rPr>
           <w:lang w:val="pt_PT" w:bidi="pt_PT"/>
@@ -1133,54 +899,36 @@
         </w:rPr>
         <w:t xml:space="preserve">Amós direcionou sua mensagem a todo o povo israelita, mas especialmente aos ricos, poderosos e indulgentes (veja especialmente </w:t>
       </w:r>
-      <w:hyperlink r:id="rId51">
-        <w:r>
-          <w:rPr>
-            <w:lang w:val="pt_PT" w:bidi="pt_PT"/>
-          </w:rPr>
-          <w:rPr>
-            <w:color w:val="0000EE"/>
-            <w:u w:val="single"/>
-          </w:rPr>
-          <w:t>5.18–6.8</w:t>
-        </w:r>
-      </w:hyperlink>
+      <w:r>
+        <w:rPr>
+          <w:lang w:val="pt_PT" w:bidi="pt_PT"/>
+        </w:rPr>
+        <w:t>5.18–6.8</w:t>
+      </w:r>
       <w:r>
         <w:rPr>
           <w:lang w:val="pt_PT" w:bidi="pt_PT"/>
         </w:rPr>
         <w:t>). Embora Amós claramente considerasse a divisão de Israel de Judá e o santuário de Jerusalém como a principal causa de seu declínio moral e espiritual, ele estava ciente de que Judá também estava se afastando de uma adoração pura ao Senhor (</w:t>
       </w:r>
-      <w:hyperlink r:id="rId52">
-        <w:r>
-          <w:rPr>
-            <w:lang w:val="pt_PT" w:bidi="pt_PT"/>
-          </w:rPr>
-          <w:rPr>
-            <w:color w:val="0000EE"/>
-            <w:u w:val="single"/>
-          </w:rPr>
-          <w:t>2.4–5</w:t>
-        </w:r>
-      </w:hyperlink>
+      <w:r>
+        <w:rPr>
+          <w:lang w:val="pt_PT" w:bidi="pt_PT"/>
+        </w:rPr>
+        <w:t>2.4–5</w:t>
+      </w:r>
       <w:r>
         <w:rPr>
           <w:lang w:val="pt_PT" w:bidi="pt_PT"/>
         </w:rPr>
         <w:t xml:space="preserve">). Assim, o livro inclui a condenação daqueles “que se deleitam no luxo em Jerusalém”, bem como a acusação dos que estão complacentemente seguros em Samaria (veja </w:t>
       </w:r>
-      <w:hyperlink r:id="rId53">
-        <w:r>
-          <w:rPr>
-            <w:lang w:val="pt_PT" w:bidi="pt_PT"/>
-          </w:rPr>
-          <w:rPr>
-            <w:color w:val="0000EE"/>
-            <w:u w:val="single"/>
-          </w:rPr>
-          <w:t>6.1</w:t>
-        </w:r>
-      </w:hyperlink>
+      <w:r>
+        <w:rPr>
+          <w:lang w:val="pt_PT" w:bidi="pt_PT"/>
+        </w:rPr>
+        <w:t>6.1</w:t>
+      </w:r>
       <w:r>
         <w:rPr>
           <w:lang w:val="pt_PT" w:bidi="pt_PT"/>
@@ -1239,54 +987,36 @@
         </w:rPr>
         <w:t xml:space="preserve">Estudiosos anteriores frequentemente caracterizavam o profeta Amós como um humilde pastor de ovelhas que representava as classes marginalizadas em Judá e que era injustamente oprimido por proprietários de terras ricos. Estudos mais recentes, no entanto, seguiram uma direção diferente. A palavra hebraica comumente usada para pastor é ro‘eh (como em </w:t>
       </w:r>
-      <w:hyperlink r:id="rId54">
-        <w:r>
-          <w:rPr>
-            <w:lang w:val="pt_PT" w:bidi="pt_PT"/>
-          </w:rPr>
-          <w:rPr>
-            <w:color w:val="0000EE"/>
-            <w:u w:val="single"/>
-          </w:rPr>
-          <w:t>Sl 23.1</w:t>
-        </w:r>
-      </w:hyperlink>
+      <w:r>
+        <w:rPr>
+          <w:lang w:val="pt_PT" w:bidi="pt_PT"/>
+        </w:rPr>
+        <w:t>Sl 23.1</w:t>
+      </w:r>
       <w:r>
         <w:rPr>
           <w:lang w:val="pt_PT" w:bidi="pt_PT"/>
         </w:rPr>
         <w:t>), não noqed. Em sua única ocorrência como substantivo fora do livro de Amós, a palavra descreve Messa, rei de Moabe, como alguém que regularmente entregava um tributo substancial de lã e ovelhas a Israel (</w:t>
       </w:r>
-      <w:hyperlink r:id="rId55">
-        <w:r>
-          <w:rPr>
-            <w:lang w:val="pt_PT" w:bidi="pt_PT"/>
-          </w:rPr>
-          <w:rPr>
-            <w:color w:val="0000EE"/>
-            <w:u w:val="single"/>
-          </w:rPr>
-          <w:t>2Rs 3.4</w:t>
-        </w:r>
-      </w:hyperlink>
+      <w:r>
+        <w:rPr>
+          <w:lang w:val="pt_PT" w:bidi="pt_PT"/>
+        </w:rPr>
+        <w:t>2Rs 3.4</w:t>
+      </w:r>
       <w:r>
         <w:rPr>
           <w:lang w:val="pt_PT" w:bidi="pt_PT"/>
         </w:rPr>
         <w:t xml:space="preserve">). O termo noqed, portanto, provavelmente designa alguém que possuía ovelhas em vez de um pastor que trabalhava para outra pessoa. Um segundo insight vem de </w:t>
       </w:r>
-      <w:hyperlink r:id="rId15">
-        <w:r>
-          <w:rPr>
-            <w:lang w:val="pt_PT" w:bidi="pt_PT"/>
-          </w:rPr>
-          <w:rPr>
-            <w:color w:val="0000EE"/>
-            <w:u w:val="single"/>
-          </w:rPr>
-          <w:t>7.14</w:t>
-        </w:r>
-      </w:hyperlink>
+      <w:r>
+        <w:rPr>
+          <w:lang w:val="pt_PT" w:bidi="pt_PT"/>
+        </w:rPr>
+        <w:t>7.14</w:t>
+      </w:r>
       <w:r>
         <w:rPr>
           <w:lang w:val="pt_PT" w:bidi="pt_PT"/>
@@ -1319,18 +1049,12 @@
         </w:rPr>
         <w:t>), talvez indicando que ele possuía gado, um sinal de riqueza considerável. Amós ainda se descreve como alguém que cuida de figueiras-sicômoro (</w:t>
       </w:r>
-      <w:hyperlink r:id="rId15">
-        <w:r>
-          <w:rPr>
-            <w:lang w:val="pt_PT" w:bidi="pt_PT"/>
-          </w:rPr>
-          <w:rPr>
-            <w:color w:val="0000EE"/>
-            <w:u w:val="single"/>
-          </w:rPr>
-          <w:t>7.14</w:t>
-        </w:r>
-      </w:hyperlink>
+      <w:r>
+        <w:rPr>
+          <w:lang w:val="pt_PT" w:bidi="pt_PT"/>
+        </w:rPr>
+        <w:t>7.14</w:t>
+      </w:r>
       <w:r>
         <w:rPr>
           <w:lang w:val="pt_PT" w:bidi="pt_PT"/>
@@ -1376,18 +1100,12 @@
         </w:rPr>
         <w:t xml:space="preserve">Moisés havia retratado Deus como ético e como alguém que se importa profundamente com os desamparados (veja, e.g., </w:t>
       </w:r>
-      <w:hyperlink r:id="rId56">
-        <w:r>
-          <w:rPr>
-            <w:lang w:val="pt_PT" w:bidi="pt_PT"/>
-          </w:rPr>
-          <w:rPr>
-            <w:color w:val="0000EE"/>
-            <w:u w:val="single"/>
-          </w:rPr>
-          <w:t>Dt 24.10–22</w:t>
-        </w:r>
-      </w:hyperlink>
+      <w:r>
+        <w:rPr>
+          <w:lang w:val="pt_PT" w:bidi="pt_PT"/>
+        </w:rPr>
+        <w:t>Dt 24.10–22</w:t>
+      </w:r>
       <w:r>
         <w:rPr>
           <w:lang w:val="pt_PT" w:bidi="pt_PT"/>
@@ -1408,18 +1126,12 @@
         </w:rPr>
         <w:t>A adoração adequada ao verdadeiro Deus leva a um comportamento ético em relação aos outros. No entanto, a adoração e a teologia corruptas corrompem os relacionamentos humanos. A teologia gera moralidade, a adoração correta gera boas obras e a fé promove mudanças práticas. A moralidade não pode ser definida apenas como pureza pessoal ou integridade; ela também inclui obrigações sociais nascidas da convicção de que toda vida humana é criação de Deus e carrega sua imagem (</w:t>
       </w:r>
-      <w:hyperlink r:id="rId57">
-        <w:r>
-          <w:rPr>
-            <w:lang w:val="pt_PT" w:bidi="pt_PT"/>
-          </w:rPr>
-          <w:rPr>
-            <w:color w:val="0000EE"/>
-            <w:u w:val="single"/>
-          </w:rPr>
-          <w:t>Gn 1.26–27</w:t>
-        </w:r>
-      </w:hyperlink>
+      <w:r>
+        <w:rPr>
+          <w:lang w:val="pt_PT" w:bidi="pt_PT"/>
+        </w:rPr>
+        <w:t>Gn 1.26–27</w:t>
+      </w:r>
       <w:r>
         <w:rPr>
           <w:lang w:val="pt_PT" w:bidi="pt_PT"/>
